--- a/wmd part a.docx
+++ b/wmd part a.docx
@@ -1,6 +1,6 @@
 
 <file path=word/document.xml><?xml version="1.0" encoding="utf-8"?>
-<w:document xmlns:wpc="http://schemas.microsoft.com/office/word/2010/wordprocessingCanvas" xmlns:cx="http://schemas.microsoft.com/office/drawing/2014/chartex" xmlns:cx1="http://schemas.microsoft.com/office/drawing/2015/9/8/chartex" xmlns:cx2="http://schemas.microsoft.com/office/drawing/2015/10/21/chartex" xmlns:cx3="http://schemas.microsoft.com/office/drawing/2016/5/9/chartex" xmlns:cx4="http://schemas.microsoft.com/office/drawing/2016/5/10/chartex" xmlns:cx5="http://schemas.microsoft.com/office/drawing/2016/5/11/chartex" xmlns:cx6="http://schemas.microsoft.com/office/drawing/2016/5/12/chartex" xmlns:cx7="http://schemas.microsoft.com/office/drawing/2016/5/13/chartex" xmlns:cx8="http://schemas.microsoft.com/office/drawing/2016/5/14/chartex" xmlns:mc="http://schemas.openxmlformats.org/markup-compatibility/2006" xmlns:aink="http://schemas.microsoft.com/office/drawing/2016/ink" xmlns:am3d="http://schemas.microsoft.com/office/drawing/2017/model3d" xmlns:o="urn:schemas-microsoft-com:office:office" xmlns:oel="http://schemas.microsoft.com/office/2019/extlst" xmlns:r="http://schemas.openxmlformats.org/officeDocument/2006/relationships" xmlns:m="http://schemas.openxmlformats.org/officeDocument/2006/math" xmlns:v="urn:schemas-microsoft-com:vml" xmlns:wp14="http://schemas.microsoft.com/office/word/2010/wordprocessingDrawing" xmlns:wp="http://schemas.openxmlformats.org/drawingml/2006/wordprocessingDrawing" xmlns:w10="urn:schemas-microsoft-com:office:word" xmlns:w="http://schemas.openxmlformats.org/wordprocessingml/2006/main" xmlns:w14="http://schemas.microsoft.com/office/word/2010/wordml" xmlns:w15="http://schemas.microsoft.com/office/word/2012/wordml" xmlns:w16cex="http://schemas.microsoft.com/office/word/2018/wordml/cex" xmlns:w16cid="http://schemas.microsoft.com/office/word/2016/wordml/cid" xmlns:w16="http://schemas.microsoft.com/office/word/2018/wordml" xmlns:w16du="http://schemas.microsoft.com/office/word/2023/wordml/word16du" xmlns:w16sdtdh="http://schemas.microsoft.com/office/word/2020/wordml/sdtdatahash" xmlns:w16sdtfl="http://schemas.microsoft.com/office/word/2024/wordml/sdtformatlock" xmlns:w16se="http://schemas.microsoft.com/office/word/2015/wordml/symex" xmlns:wpg="http://schemas.microsoft.com/office/word/2010/wordprocessingGroup" xmlns:wpi="http://schemas.microsoft.com/office/word/2010/wordprocessingInk" xmlns:wne="http://schemas.microsoft.com/office/word/2006/wordml" xmlns:wps="http://schemas.microsoft.com/office/word/2010/wordprocessingShape" mc:Ignorable="w14 w15 w16se w16cid w16 w16cex w16sdtdh w16sdtfl w16du wp14">
+<w:document xmlns:wpc="http://schemas.microsoft.com/office/word/2010/wordprocessingCanvas" xmlns:cx="http://schemas.microsoft.com/office/drawing/2014/chartex" xmlns:mc="http://schemas.openxmlformats.org/markup-compatibility/2006" xmlns:o="urn:schemas-microsoft-com:office:office" xmlns:r="http://schemas.openxmlformats.org/officeDocument/2006/relationships" xmlns:m="http://schemas.openxmlformats.org/officeDocument/2006/math" xmlns:v="urn:schemas-microsoft-com:vml" xmlns:wp14="http://schemas.microsoft.com/office/word/2010/wordprocessingDrawing" xmlns:wp="http://schemas.openxmlformats.org/drawingml/2006/wordprocessingDrawing" xmlns:w10="urn:schemas-microsoft-com:office:word" xmlns:w="http://schemas.openxmlformats.org/wordprocessingml/2006/main" xmlns:w14="http://schemas.microsoft.com/office/word/2010/wordml" xmlns:w15="http://schemas.microsoft.com/office/word/2012/wordml" xmlns:w16se="http://schemas.microsoft.com/office/word/2015/wordml/symex" xmlns:wpg="http://schemas.microsoft.com/office/word/2010/wordprocessingGroup" xmlns:wpi="http://schemas.microsoft.com/office/word/2010/wordprocessingInk" xmlns:wne="http://schemas.microsoft.com/office/word/2006/wordml" xmlns:wps="http://schemas.microsoft.com/office/word/2010/wordprocessingShape" mc:Ignorable="w14 w15 w16se wp14">
   <w:body>
     <w:p>
       <w:pPr>
@@ -278,15 +278,7 @@
         <w:pStyle w:val="NormalWeb"/>
       </w:pPr>
       <w:r>
-        <w:t xml:space="preserve">The website information should be organized in a clear structure so that users can easily find products and </w:t>
-      </w:r>
-      <w:proofErr w:type="spellStart"/>
-      <w:r>
-        <w:t>sercives.the</w:t>
-      </w:r>
-      <w:proofErr w:type="spellEnd"/>
-      <w:r>
-        <w:t xml:space="preserve"> content should grouped into logical categories.</w:t>
+        <w:t>The website information should be organized in a clear structure so that users can easily find products and sercives.the content should grouped into logical categories.</w:t>
       </w:r>
       <w:r>
         <w:t xml:space="preserve"> </w:t>
@@ -366,9 +358,9 @@
               </wp:inline>
             </w:drawing>
           </mc:Choice>
-          <mc:Fallback>
+          <mc:Fallback xmlns:w16sdtfl="http://schemas.microsoft.com/office/word/2024/wordml/sdtformatlock" xmlns:w16sdtdh="http://schemas.microsoft.com/office/word/2020/wordml/sdtdatahash" xmlns:w16du="http://schemas.microsoft.com/office/word/2023/wordml/word16du" xmlns:w16="http://schemas.microsoft.com/office/word/2018/wordml" xmlns:w16cid="http://schemas.microsoft.com/office/word/2016/wordml/cid" xmlns:w16cex="http://schemas.microsoft.com/office/word/2018/wordml/cex" xmlns:oel="http://schemas.microsoft.com/office/2019/extlst" xmlns:am3d="http://schemas.microsoft.com/office/drawing/2017/model3d" xmlns:aink="http://schemas.microsoft.com/office/drawing/2016/ink" xmlns:cx8="http://schemas.microsoft.com/office/drawing/2016/5/14/chartex" xmlns:cx7="http://schemas.microsoft.com/office/drawing/2016/5/13/chartex" xmlns:cx6="http://schemas.microsoft.com/office/drawing/2016/5/12/chartex" xmlns:cx5="http://schemas.microsoft.com/office/drawing/2016/5/11/chartex" xmlns:cx4="http://schemas.microsoft.com/office/drawing/2016/5/10/chartex" xmlns:cx3="http://schemas.microsoft.com/office/drawing/2016/5/9/chartex" xmlns:cx2="http://schemas.microsoft.com/office/drawing/2015/10/21/chartex" xmlns:cx1="http://schemas.microsoft.com/office/drawing/2015/9/8/chartex">
             <w:pict>
-              <v:rect w14:anchorId="271D5852" id="Rectangle 5" o:spid="_x0000_s1026" style="width:468pt;height:.1pt;visibility:visible;mso-wrap-style:square;mso-left-percent:-10001;mso-top-percent:-10001;mso-position-horizontal:absolute;mso-position-horizontal-relative:char;mso-position-vertical:absolute;mso-position-vertical-relative:line;mso-left-percent:-10001;mso-top-percent:-10001;v-text-anchor:top" o:gfxdata="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" filled="f">
+              <v:rect w14:anchorId="271D5852" id="Rectangle 5" o:spid="_x0000_s1026" style="width:468pt;height:.1pt;visibility:visible;mso-wrap-style:square;mso-left-percent:-10001;mso-top-percent:-10001;mso-position-horizontal:absolute;mso-position-horizontal-relative:char;mso-position-vertical:absolute;mso-position-vertical-relative:line;mso-left-percent:-10001;mso-top-percent:-10001;v-text-anchor:top" o:gfxdata="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" filled="f">
                 <w10:anchorlock/>
               </v:rect>
             </w:pict>
@@ -467,13 +459,8 @@
         </w:rPr>
       </w:pPr>
       <w:r>
-        <w:t xml:space="preserve">Plumbing </w:t>
-      </w:r>
-      <w:proofErr w:type="spellStart"/>
-      <w:r>
-        <w:t>ecle</w:t>
-      </w:r>
-      <w:proofErr w:type="spellEnd"/>
+        <w:t>Plumbing ecle</w:t>
+      </w:r>
       <w:r>
         <w:rPr>
           <w:rFonts w:eastAsia="Times New Roman"/>
@@ -871,9 +858,9 @@
               </wp:inline>
             </w:drawing>
           </mc:Choice>
-          <mc:Fallback>
+          <mc:Fallback xmlns:w16sdtfl="http://schemas.microsoft.com/office/word/2024/wordml/sdtformatlock" xmlns:w16sdtdh="http://schemas.microsoft.com/office/word/2020/wordml/sdtdatahash" xmlns:w16du="http://schemas.microsoft.com/office/word/2023/wordml/word16du" xmlns:w16="http://schemas.microsoft.com/office/word/2018/wordml" xmlns:w16cid="http://schemas.microsoft.com/office/word/2016/wordml/cid" xmlns:w16cex="http://schemas.microsoft.com/office/word/2018/wordml/cex" xmlns:oel="http://schemas.microsoft.com/office/2019/extlst" xmlns:am3d="http://schemas.microsoft.com/office/drawing/2017/model3d" xmlns:aink="http://schemas.microsoft.com/office/drawing/2016/ink" xmlns:cx8="http://schemas.microsoft.com/office/drawing/2016/5/14/chartex" xmlns:cx7="http://schemas.microsoft.com/office/drawing/2016/5/13/chartex" xmlns:cx6="http://schemas.microsoft.com/office/drawing/2016/5/12/chartex" xmlns:cx5="http://schemas.microsoft.com/office/drawing/2016/5/11/chartex" xmlns:cx4="http://schemas.microsoft.com/office/drawing/2016/5/10/chartex" xmlns:cx3="http://schemas.microsoft.com/office/drawing/2016/5/9/chartex" xmlns:cx2="http://schemas.microsoft.com/office/drawing/2015/10/21/chartex" xmlns:cx1="http://schemas.microsoft.com/office/drawing/2015/9/8/chartex">
             <w:pict>
-              <v:rect w14:anchorId="48CC6CEF" id="Rectangle 4" o:spid="_x0000_s1026" style="width:468pt;height:.1pt;visibility:visible;mso-wrap-style:square;mso-left-percent:-10001;mso-top-percent:-10001;mso-position-horizontal:absolute;mso-position-horizontal-relative:char;mso-position-vertical:absolute;mso-position-vertical-relative:line;mso-left-percent:-10001;mso-top-percent:-10001;v-text-anchor:top" o:gfxdata="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" filled="f">
+              <v:rect w14:anchorId="48CC6CEF" id="Rectangle 4" o:spid="_x0000_s1026" style="width:468pt;height:.1pt;visibility:visible;mso-wrap-style:square;mso-left-percent:-10001;mso-top-percent:-10001;mso-position-horizontal:absolute;mso-position-horizontal-relative:char;mso-position-vertical:absolute;mso-position-vertical-relative:line;mso-left-percent:-10001;mso-top-percent:-10001;v-text-anchor:top" o:gfxdata="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" filled="f">
                 <w10:anchorlock/>
               </v:rect>
             </w:pict>
@@ -1240,9 +1227,9 @@
               </wp:inline>
             </w:drawing>
           </mc:Choice>
-          <mc:Fallback>
+          <mc:Fallback xmlns:w16sdtfl="http://schemas.microsoft.com/office/word/2024/wordml/sdtformatlock" xmlns:w16sdtdh="http://schemas.microsoft.com/office/word/2020/wordml/sdtdatahash" xmlns:w16du="http://schemas.microsoft.com/office/word/2023/wordml/word16du" xmlns:w16="http://schemas.microsoft.com/office/word/2018/wordml" xmlns:w16cid="http://schemas.microsoft.com/office/word/2016/wordml/cid" xmlns:w16cex="http://schemas.microsoft.com/office/word/2018/wordml/cex" xmlns:oel="http://schemas.microsoft.com/office/2019/extlst" xmlns:am3d="http://schemas.microsoft.com/office/drawing/2017/model3d" xmlns:aink="http://schemas.microsoft.com/office/drawing/2016/ink" xmlns:cx8="http://schemas.microsoft.com/office/drawing/2016/5/14/chartex" xmlns:cx7="http://schemas.microsoft.com/office/drawing/2016/5/13/chartex" xmlns:cx6="http://schemas.microsoft.com/office/drawing/2016/5/12/chartex" xmlns:cx5="http://schemas.microsoft.com/office/drawing/2016/5/11/chartex" xmlns:cx4="http://schemas.microsoft.com/office/drawing/2016/5/10/chartex" xmlns:cx3="http://schemas.microsoft.com/office/drawing/2016/5/9/chartex" xmlns:cx2="http://schemas.microsoft.com/office/drawing/2015/10/21/chartex" xmlns:cx1="http://schemas.microsoft.com/office/drawing/2015/9/8/chartex">
             <w:pict>
-              <v:rect w14:anchorId="772236EA" id="Rectangle 3" o:spid="_x0000_s1026" style="width:468pt;height:.1pt;visibility:visible;mso-wrap-style:square;mso-left-percent:-10001;mso-top-percent:-10001;mso-position-horizontal:absolute;mso-position-horizontal-relative:char;mso-position-vertical:absolute;mso-position-vertical-relative:line;mso-left-percent:-10001;mso-top-percent:-10001;v-text-anchor:top" o:gfxdata="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" filled="f">
+              <v:rect w14:anchorId="772236EA" id="Rectangle 3" o:spid="_x0000_s1026" style="width:468pt;height:.1pt;visibility:visible;mso-wrap-style:square;mso-left-percent:-10001;mso-top-percent:-10001;mso-position-horizontal:absolute;mso-position-horizontal-relative:char;mso-position-vertical:absolute;mso-position-vertical-relative:line;mso-left-percent:-10001;mso-top-percent:-10001;v-text-anchor:top" o:gfxdata="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" filled="f">
                 <w10:anchorlock/>
               </v:rect>
             </w:pict>
@@ -1395,15 +1382,7 @@
         <w:pStyle w:val="NormalWeb"/>
       </w:pPr>
       <w:r>
-        <w:t xml:space="preserve">The design should use strong, clean </w:t>
-      </w:r>
-      <w:proofErr w:type="spellStart"/>
-      <w:r>
-        <w:t>colors</w:t>
-      </w:r>
-      <w:proofErr w:type="spellEnd"/>
-      <w:r>
-        <w:t xml:space="preserve"> such as blue, orange, grey, or green to represent a hardware/building business. Large images of tools and materials should be used to attract attention. The pages should be simple, neat, and easy to read.</w:t>
+        <w:t>The design should use strong, clean colors such as blue, orange, grey, or green to represent a hardware/building business. Large images of tools and materials should be used to attract attention. The pages should be simple, neat, and easy to read.</w:t>
       </w:r>
     </w:p>
     <w:p>
@@ -1550,9 +1529,9 @@
               </wp:inline>
             </w:drawing>
           </mc:Choice>
-          <mc:Fallback>
+          <mc:Fallback xmlns:w16sdtfl="http://schemas.microsoft.com/office/word/2024/wordml/sdtformatlock" xmlns:w16sdtdh="http://schemas.microsoft.com/office/word/2020/wordml/sdtdatahash" xmlns:w16du="http://schemas.microsoft.com/office/word/2023/wordml/word16du" xmlns:w16="http://schemas.microsoft.com/office/word/2018/wordml" xmlns:w16cid="http://schemas.microsoft.com/office/word/2016/wordml/cid" xmlns:w16cex="http://schemas.microsoft.com/office/word/2018/wordml/cex" xmlns:oel="http://schemas.microsoft.com/office/2019/extlst" xmlns:am3d="http://schemas.microsoft.com/office/drawing/2017/model3d" xmlns:aink="http://schemas.microsoft.com/office/drawing/2016/ink" xmlns:cx8="http://schemas.microsoft.com/office/drawing/2016/5/14/chartex" xmlns:cx7="http://schemas.microsoft.com/office/drawing/2016/5/13/chartex" xmlns:cx6="http://schemas.microsoft.com/office/drawing/2016/5/12/chartex" xmlns:cx5="http://schemas.microsoft.com/office/drawing/2016/5/11/chartex" xmlns:cx4="http://schemas.microsoft.com/office/drawing/2016/5/10/chartex" xmlns:cx3="http://schemas.microsoft.com/office/drawing/2016/5/9/chartex" xmlns:cx2="http://schemas.microsoft.com/office/drawing/2015/10/21/chartex" xmlns:cx1="http://schemas.microsoft.com/office/drawing/2015/9/8/chartex">
             <w:pict>
-              <v:rect w14:anchorId="55BA7D35" id="Rectangle 2" o:spid="_x0000_s1026" style="width:468pt;height:.1pt;visibility:visible;mso-wrap-style:square;mso-left-percent:-10001;mso-top-percent:-10001;mso-position-horizontal:absolute;mso-position-horizontal-relative:char;mso-position-vertical:absolute;mso-position-vertical-relative:line;mso-left-percent:-10001;mso-top-percent:-10001;v-text-anchor:top" o:gfxdata="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" filled="f">
+              <v:rect w14:anchorId="55BA7D35" id="Rectangle 2" o:spid="_x0000_s1026" style="width:468pt;height:.1pt;visibility:visible;mso-wrap-style:square;mso-left-percent:-10001;mso-top-percent:-10001;mso-position-horizontal:absolute;mso-position-horizontal-relative:char;mso-position-vertical:absolute;mso-position-vertical-relative:line;mso-left-percent:-10001;mso-top-percent:-10001;v-text-anchor:top" o:gfxdata="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" filled="f">
                 <w10:anchorlock/>
               </v:rect>
             </w:pict>
@@ -1749,36 +1728,26 @@
         <w:rPr>
           <w:rStyle w:val="Strong"/>
         </w:rPr>
-        <w:t xml:space="preserve">Adobe Photoshop / </w:t>
-      </w:r>
-      <w:proofErr w:type="spellStart"/>
+        <w:t>Adobe Photoshop / Canva</w:t>
+      </w:r>
+      <w:r>
+        <w:t xml:space="preserve"> for graphics and banners</w:t>
+      </w:r>
+    </w:p>
+    <w:p>
+      <w:pPr>
+        <w:pStyle w:val="NormalWeb"/>
+        <w:numPr>
+          <w:ilvl w:val="0"/>
+          <w:numId w:val="18"/>
+        </w:numPr>
+      </w:pPr>
       <w:r>
         <w:rPr>
           <w:rStyle w:val="Strong"/>
         </w:rPr>
-        <w:t>Canva</w:t>
-      </w:r>
-      <w:proofErr w:type="spellEnd"/>
-      <w:r>
-        <w:t xml:space="preserve"> for graphics and banners</w:t>
-      </w:r>
-    </w:p>
-    <w:p>
-      <w:pPr>
-        <w:pStyle w:val="NormalWeb"/>
-        <w:numPr>
-          <w:ilvl w:val="0"/>
-          <w:numId w:val="18"/>
-        </w:numPr>
-      </w:pPr>
-      <w:proofErr w:type="spellStart"/>
-      <w:r>
-        <w:rPr>
-          <w:rStyle w:val="Strong"/>
-        </w:rPr>
         <w:t>Figma</w:t>
       </w:r>
-      <w:proofErr w:type="spellEnd"/>
       <w:r>
         <w:t xml:space="preserve"> or </w:t>
       </w:r>
@@ -1912,9 +1881,9 @@
               </wp:inline>
             </w:drawing>
           </mc:Choice>
-          <mc:Fallback>
+          <mc:Fallback xmlns:w16sdtfl="http://schemas.microsoft.com/office/word/2024/wordml/sdtformatlock" xmlns:w16sdtdh="http://schemas.microsoft.com/office/word/2020/wordml/sdtdatahash" xmlns:w16du="http://schemas.microsoft.com/office/word/2023/wordml/word16du" xmlns:w16="http://schemas.microsoft.com/office/word/2018/wordml" xmlns:w16cid="http://schemas.microsoft.com/office/word/2016/wordml/cid" xmlns:w16cex="http://schemas.microsoft.com/office/word/2018/wordml/cex" xmlns:oel="http://schemas.microsoft.com/office/2019/extlst" xmlns:am3d="http://schemas.microsoft.com/office/drawing/2017/model3d" xmlns:aink="http://schemas.microsoft.com/office/drawing/2016/ink" xmlns:cx8="http://schemas.microsoft.com/office/drawing/2016/5/14/chartex" xmlns:cx7="http://schemas.microsoft.com/office/drawing/2016/5/13/chartex" xmlns:cx6="http://schemas.microsoft.com/office/drawing/2016/5/12/chartex" xmlns:cx5="http://schemas.microsoft.com/office/drawing/2016/5/11/chartex" xmlns:cx4="http://schemas.microsoft.com/office/drawing/2016/5/10/chartex" xmlns:cx3="http://schemas.microsoft.com/office/drawing/2016/5/9/chartex" xmlns:cx2="http://schemas.microsoft.com/office/drawing/2015/10/21/chartex" xmlns:cx1="http://schemas.microsoft.com/office/drawing/2015/9/8/chartex">
             <w:pict>
-              <v:rect w14:anchorId="76E6C644" id="Rectangle 1" o:spid="_x0000_s1026" style="width:468pt;height:.1pt;visibility:visible;mso-wrap-style:square;mso-left-percent:-10001;mso-top-percent:-10001;mso-position-horizontal:absolute;mso-position-horizontal-relative:char;mso-position-vertical:absolute;mso-position-vertical-relative:line;mso-left-percent:-10001;mso-top-percent:-10001;v-text-anchor:top" o:gfxdata="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" filled="f">
+              <v:rect w14:anchorId="76E6C644" id="Rectangle 1" o:spid="_x0000_s1026" style="width:468pt;height:.1pt;visibility:visible;mso-wrap-style:square;mso-left-percent:-10001;mso-top-percent:-10001;mso-position-horizontal:absolute;mso-position-horizontal-relative:char;mso-position-vertical:absolute;mso-position-vertical-relative:line;mso-left-percent:-10001;mso-top-percent:-10001;v-text-anchor:top" o:gfxdata="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" filled="f">
                 <w10:anchorlock/>
               </v:rect>
             </w:pict>
@@ -2014,6 +1983,218 @@
       </w:r>
     </w:p>
     <w:p/>
+    <w:p/>
+    <w:p/>
+    <w:p/>
+    <w:p/>
+    <w:p/>
+    <w:p/>
+    <w:p/>
+    <w:p>
+      <w:r>
+        <w:lastRenderedPageBreak/>
+        <w:drawing>
+          <wp:inline distT="0" distB="0" distL="0" distR="0" wp14:anchorId="53F272F3" wp14:editId="44E65B12">
+            <wp:extent cx="5943600" cy="3573145"/>
+            <wp:effectExtent l="0" t="0" r="0" b="8255"/>
+            <wp:docPr id="1" name="Picture 1"/>
+            <wp:cNvGraphicFramePr>
+              <a:graphicFrameLocks xmlns:a="http://schemas.openxmlformats.org/drawingml/2006/main" noChangeAspect="1"/>
+            </wp:cNvGraphicFramePr>
+            <a:graphic xmlns:a="http://schemas.openxmlformats.org/drawingml/2006/main">
+              <a:graphicData uri="http://schemas.openxmlformats.org/drawingml/2006/picture">
+                <pic:pic xmlns:pic="http://schemas.openxmlformats.org/drawingml/2006/picture">
+                  <pic:nvPicPr>
+                    <pic:cNvPr id="1" name=""/>
+                    <pic:cNvPicPr/>
+                  </pic:nvPicPr>
+                  <pic:blipFill>
+                    <a:blip r:embed="rId7"/>
+                    <a:stretch>
+                      <a:fillRect/>
+                    </a:stretch>
+                  </pic:blipFill>
+                  <pic:spPr>
+                    <a:xfrm>
+                      <a:off x="0" y="0"/>
+                      <a:ext cx="5943600" cy="3573145"/>
+                    </a:xfrm>
+                    <a:prstGeom prst="rect">
+                      <a:avLst/>
+                    </a:prstGeom>
+                  </pic:spPr>
+                </pic:pic>
+              </a:graphicData>
+            </a:graphic>
+          </wp:inline>
+        </w:drawing>
+      </w:r>
+    </w:p>
+    <w:p>
+      <w:r>
+        <w:drawing>
+          <wp:inline distT="0" distB="0" distL="0" distR="0" wp14:anchorId="0A076608" wp14:editId="7A021F6E">
+            <wp:extent cx="5943600" cy="3641725"/>
+            <wp:effectExtent l="0" t="0" r="0" b="0"/>
+            <wp:docPr id="2" name="Picture 2"/>
+            <wp:cNvGraphicFramePr>
+              <a:graphicFrameLocks xmlns:a="http://schemas.openxmlformats.org/drawingml/2006/main" noChangeAspect="1"/>
+            </wp:cNvGraphicFramePr>
+            <a:graphic xmlns:a="http://schemas.openxmlformats.org/drawingml/2006/main">
+              <a:graphicData uri="http://schemas.openxmlformats.org/drawingml/2006/picture">
+                <pic:pic xmlns:pic="http://schemas.openxmlformats.org/drawingml/2006/picture">
+                  <pic:nvPicPr>
+                    <pic:cNvPr id="1" name=""/>
+                    <pic:cNvPicPr/>
+                  </pic:nvPicPr>
+                  <pic:blipFill>
+                    <a:blip r:embed="rId8"/>
+                    <a:stretch>
+                      <a:fillRect/>
+                    </a:stretch>
+                  </pic:blipFill>
+                  <pic:spPr>
+                    <a:xfrm>
+                      <a:off x="0" y="0"/>
+                      <a:ext cx="5943600" cy="3641725"/>
+                    </a:xfrm>
+                    <a:prstGeom prst="rect">
+                      <a:avLst/>
+                    </a:prstGeom>
+                  </pic:spPr>
+                </pic:pic>
+              </a:graphicData>
+            </a:graphic>
+          </wp:inline>
+        </w:drawing>
+      </w:r>
+    </w:p>
+    <w:p/>
+    <w:p/>
+    <w:p/>
+    <w:p>
+      <w:r>
+        <w:lastRenderedPageBreak/>
+        <w:drawing>
+          <wp:inline distT="0" distB="0" distL="0" distR="0" wp14:anchorId="2078F7F4" wp14:editId="4BA15B22">
+            <wp:extent cx="5943600" cy="3629025"/>
+            <wp:effectExtent l="0" t="0" r="0" b="9525"/>
+            <wp:docPr id="3" name="Picture 3"/>
+            <wp:cNvGraphicFramePr>
+              <a:graphicFrameLocks xmlns:a="http://schemas.openxmlformats.org/drawingml/2006/main" noChangeAspect="1"/>
+            </wp:cNvGraphicFramePr>
+            <a:graphic xmlns:a="http://schemas.openxmlformats.org/drawingml/2006/main">
+              <a:graphicData uri="http://schemas.openxmlformats.org/drawingml/2006/picture">
+                <pic:pic xmlns:pic="http://schemas.openxmlformats.org/drawingml/2006/picture">
+                  <pic:nvPicPr>
+                    <pic:cNvPr id="1" name=""/>
+                    <pic:cNvPicPr/>
+                  </pic:nvPicPr>
+                  <pic:blipFill>
+                    <a:blip r:embed="rId9"/>
+                    <a:stretch>
+                      <a:fillRect/>
+                    </a:stretch>
+                  </pic:blipFill>
+                  <pic:spPr>
+                    <a:xfrm>
+                      <a:off x="0" y="0"/>
+                      <a:ext cx="5943600" cy="3629025"/>
+                    </a:xfrm>
+                    <a:prstGeom prst="rect">
+                      <a:avLst/>
+                    </a:prstGeom>
+                  </pic:spPr>
+                </pic:pic>
+              </a:graphicData>
+            </a:graphic>
+          </wp:inline>
+        </w:drawing>
+      </w:r>
+    </w:p>
+    <w:p>
+      <w:r>
+        <w:drawing>
+          <wp:inline distT="0" distB="0" distL="0" distR="0" wp14:anchorId="1173F2DC" wp14:editId="254F8CE1">
+            <wp:extent cx="5943600" cy="3779520"/>
+            <wp:effectExtent l="0" t="0" r="0" b="0"/>
+            <wp:docPr id="4" name="Picture 4"/>
+            <wp:cNvGraphicFramePr>
+              <a:graphicFrameLocks xmlns:a="http://schemas.openxmlformats.org/drawingml/2006/main" noChangeAspect="1"/>
+            </wp:cNvGraphicFramePr>
+            <a:graphic xmlns:a="http://schemas.openxmlformats.org/drawingml/2006/main">
+              <a:graphicData uri="http://schemas.openxmlformats.org/drawingml/2006/picture">
+                <pic:pic xmlns:pic="http://schemas.openxmlformats.org/drawingml/2006/picture">
+                  <pic:nvPicPr>
+                    <pic:cNvPr id="1" name=""/>
+                    <pic:cNvPicPr/>
+                  </pic:nvPicPr>
+                  <pic:blipFill>
+                    <a:blip r:embed="rId10"/>
+                    <a:stretch>
+                      <a:fillRect/>
+                    </a:stretch>
+                  </pic:blipFill>
+                  <pic:spPr>
+                    <a:xfrm>
+                      <a:off x="0" y="0"/>
+                      <a:ext cx="5943600" cy="3779520"/>
+                    </a:xfrm>
+                    <a:prstGeom prst="rect">
+                      <a:avLst/>
+                    </a:prstGeom>
+                  </pic:spPr>
+                </pic:pic>
+              </a:graphicData>
+            </a:graphic>
+          </wp:inline>
+        </w:drawing>
+      </w:r>
+    </w:p>
+    <w:p/>
+    <w:p/>
+    <w:p>
+      <w:r>
+        <w:lastRenderedPageBreak/>
+        <w:drawing>
+          <wp:inline distT="0" distB="0" distL="0" distR="0" wp14:anchorId="2E861369" wp14:editId="68A361EF">
+            <wp:extent cx="5611008" cy="4867954"/>
+            <wp:effectExtent l="0" t="0" r="8890" b="8890"/>
+            <wp:docPr id="5" name="Picture 5"/>
+            <wp:cNvGraphicFramePr>
+              <a:graphicFrameLocks xmlns:a="http://schemas.openxmlformats.org/drawingml/2006/main" noChangeAspect="1"/>
+            </wp:cNvGraphicFramePr>
+            <a:graphic xmlns:a="http://schemas.openxmlformats.org/drawingml/2006/main">
+              <a:graphicData uri="http://schemas.openxmlformats.org/drawingml/2006/picture">
+                <pic:pic xmlns:pic="http://schemas.openxmlformats.org/drawingml/2006/picture">
+                  <pic:nvPicPr>
+                    <pic:cNvPr id="1" name=""/>
+                    <pic:cNvPicPr/>
+                  </pic:nvPicPr>
+                  <pic:blipFill>
+                    <a:blip r:embed="rId11"/>
+                    <a:stretch>
+                      <a:fillRect/>
+                    </a:stretch>
+                  </pic:blipFill>
+                  <pic:spPr>
+                    <a:xfrm>
+                      <a:off x="0" y="0"/>
+                      <a:ext cx="5611008" cy="4867954"/>
+                    </a:xfrm>
+                    <a:prstGeom prst="rect">
+                      <a:avLst/>
+                    </a:prstGeom>
+                  </pic:spPr>
+                </pic:pic>
+              </a:graphicData>
+            </a:graphic>
+          </wp:inline>
+        </w:drawing>
+      </w:r>
+      <w:bookmarkStart w:id="0" w:name="_GoBack"/>
+      <w:bookmarkEnd w:id="0"/>
+    </w:p>
     <w:sectPr>
       <w:pgSz w:w="12240" w:h="15840"/>
       <w:pgMar w:top="1440" w:right="1440" w:bottom="1440" w:left="1440" w:header="720" w:footer="720" w:gutter="0"/>
@@ -2025,7 +2206,7 @@
 </file>
 
 <file path=word/endnotes.xml><?xml version="1.0" encoding="utf-8"?>
-<w:endnotes xmlns:wpc="http://schemas.microsoft.com/office/word/2010/wordprocessingCanvas" xmlns:cx="http://schemas.microsoft.com/office/drawing/2014/chartex" xmlns:cx1="http://schemas.microsoft.com/office/drawing/2015/9/8/chartex" xmlns:cx2="http://schemas.microsoft.com/office/drawing/2015/10/21/chartex" xmlns:cx3="http://schemas.microsoft.com/office/drawing/2016/5/9/chartex" xmlns:cx4="http://schemas.microsoft.com/office/drawing/2016/5/10/chartex" xmlns:cx5="http://schemas.microsoft.com/office/drawing/2016/5/11/chartex" xmlns:cx6="http://schemas.microsoft.com/office/drawing/2016/5/12/chartex" xmlns:cx7="http://schemas.microsoft.com/office/drawing/2016/5/13/chartex" xmlns:cx8="http://schemas.microsoft.com/office/drawing/2016/5/14/chartex" xmlns:mc="http://schemas.openxmlformats.org/markup-compatibility/2006" xmlns:aink="http://schemas.microsoft.com/office/drawing/2016/ink" xmlns:am3d="http://schemas.microsoft.com/office/drawing/2017/model3d" xmlns:o="urn:schemas-microsoft-com:office:office" xmlns:oel="http://schemas.microsoft.com/office/2019/extlst" xmlns:r="http://schemas.openxmlformats.org/officeDocument/2006/relationships" xmlns:m="http://schemas.openxmlformats.org/officeDocument/2006/math" xmlns:v="urn:schemas-microsoft-com:vml" xmlns:wp14="http://schemas.microsoft.com/office/word/2010/wordprocessingDrawing" xmlns:wp="http://schemas.openxmlformats.org/drawingml/2006/wordprocessingDrawing" xmlns:w10="urn:schemas-microsoft-com:office:word" xmlns:w="http://schemas.openxmlformats.org/wordprocessingml/2006/main" xmlns:w14="http://schemas.microsoft.com/office/word/2010/wordml" xmlns:w15="http://schemas.microsoft.com/office/word/2012/wordml" xmlns:w16cex="http://schemas.microsoft.com/office/word/2018/wordml/cex" xmlns:w16cid="http://schemas.microsoft.com/office/word/2016/wordml/cid" xmlns:w16="http://schemas.microsoft.com/office/word/2018/wordml" xmlns:w16du="http://schemas.microsoft.com/office/word/2023/wordml/word16du" xmlns:w16sdtdh="http://schemas.microsoft.com/office/word/2020/wordml/sdtdatahash" xmlns:w16sdtfl="http://schemas.microsoft.com/office/word/2024/wordml/sdtformatlock" xmlns:w16se="http://schemas.microsoft.com/office/word/2015/wordml/symex" xmlns:wpg="http://schemas.microsoft.com/office/word/2010/wordprocessingGroup" xmlns:wpi="http://schemas.microsoft.com/office/word/2010/wordprocessingInk" xmlns:wne="http://schemas.microsoft.com/office/word/2006/wordml" xmlns:wps="http://schemas.microsoft.com/office/word/2010/wordprocessingShape" mc:Ignorable="w14 w15 w16se w16cid w16 w16cex w16sdtdh w16sdtfl w16du wp14">
+<w:endnotes xmlns:wpc="http://schemas.microsoft.com/office/word/2010/wordprocessingCanvas" xmlns:cx="http://schemas.microsoft.com/office/drawing/2014/chartex" xmlns:mc="http://schemas.openxmlformats.org/markup-compatibility/2006" xmlns:o="urn:schemas-microsoft-com:office:office" xmlns:r="http://schemas.openxmlformats.org/officeDocument/2006/relationships" xmlns:m="http://schemas.openxmlformats.org/officeDocument/2006/math" xmlns:v="urn:schemas-microsoft-com:vml" xmlns:wp14="http://schemas.microsoft.com/office/word/2010/wordprocessingDrawing" xmlns:wp="http://schemas.openxmlformats.org/drawingml/2006/wordprocessingDrawing" xmlns:w10="urn:schemas-microsoft-com:office:word" xmlns:w="http://schemas.openxmlformats.org/wordprocessingml/2006/main" xmlns:w14="http://schemas.microsoft.com/office/word/2010/wordml" xmlns:w15="http://schemas.microsoft.com/office/word/2012/wordml" xmlns:w16se="http://schemas.microsoft.com/office/word/2015/wordml/symex" xmlns:wpg="http://schemas.microsoft.com/office/word/2010/wordprocessingGroup" xmlns:wpi="http://schemas.microsoft.com/office/word/2010/wordprocessingInk" xmlns:wne="http://schemas.microsoft.com/office/word/2006/wordml" xmlns:wps="http://schemas.microsoft.com/office/word/2010/wordprocessingShape" mc:Ignorable="w14 w15 w16se wp14">
   <w:endnote w:type="separator" w:id="-1">
     <w:p>
       <w:pPr>
@@ -2050,7 +2231,7 @@
 </file>
 
 <file path=word/footnotes.xml><?xml version="1.0" encoding="utf-8"?>
-<w:footnotes xmlns:wpc="http://schemas.microsoft.com/office/word/2010/wordprocessingCanvas" xmlns:cx="http://schemas.microsoft.com/office/drawing/2014/chartex" xmlns:cx1="http://schemas.microsoft.com/office/drawing/2015/9/8/chartex" xmlns:cx2="http://schemas.microsoft.com/office/drawing/2015/10/21/chartex" xmlns:cx3="http://schemas.microsoft.com/office/drawing/2016/5/9/chartex" xmlns:cx4="http://schemas.microsoft.com/office/drawing/2016/5/10/chartex" xmlns:cx5="http://schemas.microsoft.com/office/drawing/2016/5/11/chartex" xmlns:cx6="http://schemas.microsoft.com/office/drawing/2016/5/12/chartex" xmlns:cx7="http://schemas.microsoft.com/office/drawing/2016/5/13/chartex" xmlns:cx8="http://schemas.microsoft.com/office/drawing/2016/5/14/chartex" xmlns:mc="http://schemas.openxmlformats.org/markup-compatibility/2006" xmlns:aink="http://schemas.microsoft.com/office/drawing/2016/ink" xmlns:am3d="http://schemas.microsoft.com/office/drawing/2017/model3d" xmlns:o="urn:schemas-microsoft-com:office:office" xmlns:oel="http://schemas.microsoft.com/office/2019/extlst" xmlns:r="http://schemas.openxmlformats.org/officeDocument/2006/relationships" xmlns:m="http://schemas.openxmlformats.org/officeDocument/2006/math" xmlns:v="urn:schemas-microsoft-com:vml" xmlns:wp14="http://schemas.microsoft.com/office/word/2010/wordprocessingDrawing" xmlns:wp="http://schemas.openxmlformats.org/drawingml/2006/wordprocessingDrawing" xmlns:w10="urn:schemas-microsoft-com:office:word" xmlns:w="http://schemas.openxmlformats.org/wordprocessingml/2006/main" xmlns:w14="http://schemas.microsoft.com/office/word/2010/wordml" xmlns:w15="http://schemas.microsoft.com/office/word/2012/wordml" xmlns:w16cex="http://schemas.microsoft.com/office/word/2018/wordml/cex" xmlns:w16cid="http://schemas.microsoft.com/office/word/2016/wordml/cid" xmlns:w16="http://schemas.microsoft.com/office/word/2018/wordml" xmlns:w16du="http://schemas.microsoft.com/office/word/2023/wordml/word16du" xmlns:w16sdtdh="http://schemas.microsoft.com/office/word/2020/wordml/sdtdatahash" xmlns:w16sdtfl="http://schemas.microsoft.com/office/word/2024/wordml/sdtformatlock" xmlns:w16se="http://schemas.microsoft.com/office/word/2015/wordml/symex" xmlns:wpg="http://schemas.microsoft.com/office/word/2010/wordprocessingGroup" xmlns:wpi="http://schemas.microsoft.com/office/word/2010/wordprocessingInk" xmlns:wne="http://schemas.microsoft.com/office/word/2006/wordml" xmlns:wps="http://schemas.microsoft.com/office/word/2010/wordprocessingShape" mc:Ignorable="w14 w15 w16se w16cid w16 w16cex w16sdtdh w16sdtfl w16du wp14">
+<w:footnotes xmlns:wpc="http://schemas.microsoft.com/office/word/2010/wordprocessingCanvas" xmlns:cx="http://schemas.microsoft.com/office/drawing/2014/chartex" xmlns:mc="http://schemas.openxmlformats.org/markup-compatibility/2006" xmlns:o="urn:schemas-microsoft-com:office:office" xmlns:r="http://schemas.openxmlformats.org/officeDocument/2006/relationships" xmlns:m="http://schemas.openxmlformats.org/officeDocument/2006/math" xmlns:v="urn:schemas-microsoft-com:vml" xmlns:wp14="http://schemas.microsoft.com/office/word/2010/wordprocessingDrawing" xmlns:wp="http://schemas.openxmlformats.org/drawingml/2006/wordprocessingDrawing" xmlns:w10="urn:schemas-microsoft-com:office:word" xmlns:w="http://schemas.openxmlformats.org/wordprocessingml/2006/main" xmlns:w14="http://schemas.microsoft.com/office/word/2010/wordml" xmlns:w15="http://schemas.microsoft.com/office/word/2012/wordml" xmlns:w16se="http://schemas.microsoft.com/office/word/2015/wordml/symex" xmlns:wpg="http://schemas.microsoft.com/office/word/2010/wordprocessingGroup" xmlns:wpi="http://schemas.microsoft.com/office/word/2010/wordprocessingInk" xmlns:wne="http://schemas.microsoft.com/office/word/2006/wordml" xmlns:wps="http://schemas.microsoft.com/office/word/2010/wordprocessingShape" mc:Ignorable="w14 w15 w16se wp14">
   <w:footnote w:type="separator" w:id="-1">
     <w:p>
       <w:pPr>
@@ -2075,7 +2256,7 @@
 </file>
 
 <file path=word/numbering.xml><?xml version="1.0" encoding="utf-8"?>
-<w:numbering xmlns:wpc="http://schemas.microsoft.com/office/word/2010/wordprocessingCanvas" xmlns:cx="http://schemas.microsoft.com/office/drawing/2014/chartex" xmlns:cx1="http://schemas.microsoft.com/office/drawing/2015/9/8/chartex" xmlns:cx2="http://schemas.microsoft.com/office/drawing/2015/10/21/chartex" xmlns:cx3="http://schemas.microsoft.com/office/drawing/2016/5/9/chartex" xmlns:cx4="http://schemas.microsoft.com/office/drawing/2016/5/10/chartex" xmlns:cx5="http://schemas.microsoft.com/office/drawing/2016/5/11/chartex" xmlns:cx6="http://schemas.microsoft.com/office/drawing/2016/5/12/chartex" xmlns:cx7="http://schemas.microsoft.com/office/drawing/2016/5/13/chartex" xmlns:cx8="http://schemas.microsoft.com/office/drawing/2016/5/14/chartex" xmlns:mc="http://schemas.openxmlformats.org/markup-compatibility/2006" xmlns:aink="http://schemas.microsoft.com/office/drawing/2016/ink" xmlns:am3d="http://schemas.microsoft.com/office/drawing/2017/model3d" xmlns:o="urn:schemas-microsoft-com:office:office" xmlns:oel="http://schemas.microsoft.com/office/2019/extlst" xmlns:r="http://schemas.openxmlformats.org/officeDocument/2006/relationships" xmlns:m="http://schemas.openxmlformats.org/officeDocument/2006/math" xmlns:v="urn:schemas-microsoft-com:vml" xmlns:wp14="http://schemas.microsoft.com/office/word/2010/wordprocessingDrawing" xmlns:wp="http://schemas.openxmlformats.org/drawingml/2006/wordprocessingDrawing" xmlns:w10="urn:schemas-microsoft-com:office:word" xmlns:w="http://schemas.openxmlformats.org/wordprocessingml/2006/main" xmlns:w14="http://schemas.microsoft.com/office/word/2010/wordml" xmlns:w15="http://schemas.microsoft.com/office/word/2012/wordml" xmlns:w16cex="http://schemas.microsoft.com/office/word/2018/wordml/cex" xmlns:w16cid="http://schemas.microsoft.com/office/word/2016/wordml/cid" xmlns:w16="http://schemas.microsoft.com/office/word/2018/wordml" xmlns:w16du="http://schemas.microsoft.com/office/word/2023/wordml/word16du" xmlns:w16sdtdh="http://schemas.microsoft.com/office/word/2020/wordml/sdtdatahash" xmlns:w16sdtfl="http://schemas.microsoft.com/office/word/2024/wordml/sdtformatlock" xmlns:w16se="http://schemas.microsoft.com/office/word/2015/wordml/symex" xmlns:wpg="http://schemas.microsoft.com/office/word/2010/wordprocessingGroup" xmlns:wpi="http://schemas.microsoft.com/office/word/2010/wordprocessingInk" xmlns:wne="http://schemas.microsoft.com/office/word/2006/wordml" xmlns:wps="http://schemas.microsoft.com/office/word/2010/wordprocessingShape" mc:Ignorable="w14 w15 w16se w16cid w16 w16cex w16sdtdh w16sdtfl w16du wp14">
+<w:numbering xmlns:wpc="http://schemas.microsoft.com/office/word/2010/wordprocessingCanvas" xmlns:cx="http://schemas.microsoft.com/office/drawing/2014/chartex" xmlns:mc="http://schemas.openxmlformats.org/markup-compatibility/2006" xmlns:o="urn:schemas-microsoft-com:office:office" xmlns:r="http://schemas.openxmlformats.org/officeDocument/2006/relationships" xmlns:m="http://schemas.openxmlformats.org/officeDocument/2006/math" xmlns:v="urn:schemas-microsoft-com:vml" xmlns:wp14="http://schemas.microsoft.com/office/word/2010/wordprocessingDrawing" xmlns:wp="http://schemas.openxmlformats.org/drawingml/2006/wordprocessingDrawing" xmlns:w10="urn:schemas-microsoft-com:office:word" xmlns:w="http://schemas.openxmlformats.org/wordprocessingml/2006/main" xmlns:w14="http://schemas.microsoft.com/office/word/2010/wordml" xmlns:w15="http://schemas.microsoft.com/office/word/2012/wordml" xmlns:w16se="http://schemas.microsoft.com/office/word/2015/wordml/symex" xmlns:wpg="http://schemas.microsoft.com/office/word/2010/wordprocessingGroup" xmlns:wpi="http://schemas.microsoft.com/office/word/2010/wordprocessingInk" xmlns:wne="http://schemas.microsoft.com/office/word/2006/wordml" xmlns:wps="http://schemas.microsoft.com/office/word/2010/wordprocessingShape" mc:Ignorable="w14 w15 w16se wp14">
   <w:abstractNum w:abstractNumId="0" w15:restartNumberingAfterBreak="0">
     <w:nsid w:val="00FF6592"/>
     <w:multiLevelType w:val="hybridMultilevel"/>
@@ -4398,65 +4579,65 @@
       </w:rPr>
     </w:lvl>
   </w:abstractNum>
-  <w:num w:numId="1" w16cid:durableId="2042902429">
+  <w:num w:numId="1">
     <w:abstractNumId w:val="12"/>
   </w:num>
-  <w:num w:numId="2" w16cid:durableId="1850824345">
+  <w:num w:numId="2">
     <w:abstractNumId w:val="10"/>
   </w:num>
-  <w:num w:numId="3" w16cid:durableId="92602476">
+  <w:num w:numId="3">
     <w:abstractNumId w:val="7"/>
   </w:num>
-  <w:num w:numId="4" w16cid:durableId="363793648">
+  <w:num w:numId="4">
     <w:abstractNumId w:val="0"/>
   </w:num>
-  <w:num w:numId="5" w16cid:durableId="104083729">
+  <w:num w:numId="5">
     <w:abstractNumId w:val="16"/>
   </w:num>
-  <w:num w:numId="6" w16cid:durableId="1384334712">
+  <w:num w:numId="6">
     <w:abstractNumId w:val="9"/>
   </w:num>
-  <w:num w:numId="7" w16cid:durableId="1650203822">
+  <w:num w:numId="7">
     <w:abstractNumId w:val="1"/>
   </w:num>
-  <w:num w:numId="8" w16cid:durableId="1673681994">
+  <w:num w:numId="8">
     <w:abstractNumId w:val="5"/>
   </w:num>
-  <w:num w:numId="9" w16cid:durableId="1784567265">
+  <w:num w:numId="9">
     <w:abstractNumId w:val="8"/>
   </w:num>
-  <w:num w:numId="10" w16cid:durableId="1740400398">
+  <w:num w:numId="10">
     <w:abstractNumId w:val="6"/>
   </w:num>
-  <w:num w:numId="11" w16cid:durableId="1243489341">
+  <w:num w:numId="11">
     <w:abstractNumId w:val="4"/>
   </w:num>
-  <w:num w:numId="12" w16cid:durableId="1945458576">
+  <w:num w:numId="12">
     <w:abstractNumId w:val="13"/>
   </w:num>
-  <w:num w:numId="13" w16cid:durableId="91821944">
+  <w:num w:numId="13">
     <w:abstractNumId w:val="15"/>
   </w:num>
-  <w:num w:numId="14" w16cid:durableId="324938047">
+  <w:num w:numId="14">
     <w:abstractNumId w:val="3"/>
   </w:num>
-  <w:num w:numId="15" w16cid:durableId="225072770">
+  <w:num w:numId="15">
     <w:abstractNumId w:val="2"/>
   </w:num>
-  <w:num w:numId="16" w16cid:durableId="923686536">
+  <w:num w:numId="16">
     <w:abstractNumId w:val="17"/>
   </w:num>
-  <w:num w:numId="17" w16cid:durableId="1142700761">
+  <w:num w:numId="17">
     <w:abstractNumId w:val="11"/>
   </w:num>
-  <w:num w:numId="18" w16cid:durableId="1950236786">
+  <w:num w:numId="18">
     <w:abstractNumId w:val="14"/>
   </w:num>
 </w:numbering>
 </file>
 
 <file path=word/styles.xml><?xml version="1.0" encoding="utf-8"?>
-<w:styles xmlns:mc="http://schemas.openxmlformats.org/markup-compatibility/2006" xmlns:r="http://schemas.openxmlformats.org/officeDocument/2006/relationships" xmlns:w="http://schemas.openxmlformats.org/wordprocessingml/2006/main" xmlns:w14="http://schemas.microsoft.com/office/word/2010/wordml" xmlns:w15="http://schemas.microsoft.com/office/word/2012/wordml" xmlns:w16cex="http://schemas.microsoft.com/office/word/2018/wordml/cex" xmlns:w16cid="http://schemas.microsoft.com/office/word/2016/wordml/cid" xmlns:w16="http://schemas.microsoft.com/office/word/2018/wordml" xmlns:w16du="http://schemas.microsoft.com/office/word/2023/wordml/word16du" xmlns:w16sdtdh="http://schemas.microsoft.com/office/word/2020/wordml/sdtdatahash" xmlns:w16sdtfl="http://schemas.microsoft.com/office/word/2024/wordml/sdtformatlock" xmlns:w16se="http://schemas.microsoft.com/office/word/2015/wordml/symex" mc:Ignorable="w14 w15 w16se w16cid w16 w16cex w16sdtdh w16sdtfl w16du">
+<w:styles xmlns:mc="http://schemas.openxmlformats.org/markup-compatibility/2006" xmlns:r="http://schemas.openxmlformats.org/officeDocument/2006/relationships" xmlns:w="http://schemas.openxmlformats.org/wordprocessingml/2006/main" xmlns:w14="http://schemas.microsoft.com/office/word/2010/wordml" xmlns:w15="http://schemas.microsoft.com/office/word/2012/wordml" xmlns:w16se="http://schemas.microsoft.com/office/word/2015/wordml/symex" mc:Ignorable="w14 w15 w16se">
   <w:docDefaults>
     <w:rPrDefault>
       <w:rPr>
@@ -4472,7 +4653,7 @@
       </w:pPr>
     </w:pPrDefault>
   </w:docDefaults>
-  <w:latentStyles w:defLockedState="0" w:defUIPriority="99" w:defSemiHidden="0" w:defUnhideWhenUsed="0" w:defQFormat="0" w:count="376">
+  <w:latentStyles w:defLockedState="0" w:defUIPriority="99" w:defSemiHidden="0" w:defUnhideWhenUsed="0" w:defQFormat="0" w:count="371">
     <w:lsdException w:name="Normal" w:uiPriority="0" w:qFormat="1"/>
     <w:lsdException w:name="heading 1" w:uiPriority="9" w:qFormat="1"/>
     <w:lsdException w:name="heading 2" w:semiHidden="1" w:uiPriority="9" w:unhideWhenUsed="1" w:qFormat="1"/>
@@ -4844,11 +5025,6 @@
     <w:lsdException w:name="List Table 5 Dark Accent 6" w:uiPriority="50"/>
     <w:lsdException w:name="List Table 6 Colorful Accent 6" w:uiPriority="51"/>
     <w:lsdException w:name="List Table 7 Colorful Accent 6" w:uiPriority="52"/>
-    <w:lsdException w:name="Mention" w:semiHidden="1" w:unhideWhenUsed="1"/>
-    <w:lsdException w:name="Smart Hyperlink" w:semiHidden="1" w:unhideWhenUsed="1"/>
-    <w:lsdException w:name="Hashtag" w:semiHidden="1" w:unhideWhenUsed="1"/>
-    <w:lsdException w:name="Unresolved Mention" w:semiHidden="1" w:unhideWhenUsed="1"/>
-    <w:lsdException w:name="Smart Link" w:semiHidden="1" w:unhideWhenUsed="1"/>
   </w:latentStyles>
   <w:style w:type="paragraph" w:default="1" w:styleId="Normal">
     <w:name w:val="Normal"/>
